--- a/src/assets/Brian_Kamwera_ReactJS_Developer_CV.docx
+++ b/src/assets/Brian_Kamwera_ReactJS_Developer_CV.docx
@@ -5,339 +5,929 @@
     <w:p>
       <w:pPr>
         <w:pStyle w:val="Title"/>
+        <w:rPr>
+          <w:rFonts w:ascii="Times New Roman" w:hAnsi="Times New Roman" w:cs="Times New Roman"/>
+          <w:color w:val="4F81BD" w:themeColor="accent1"/>
+        </w:rPr>
       </w:pPr>
       <w:r>
+        <w:rPr>
+          <w:rFonts w:ascii="Times New Roman" w:hAnsi="Times New Roman" w:cs="Times New Roman"/>
+          <w:noProof/>
+        </w:rPr>
+        <w:drawing>
+          <wp:inline distT="0" distB="0" distL="0" distR="0" wp14:anchorId="0854CFAB" wp14:editId="04610368">
+            <wp:extent cx="504825" cy="504825"/>
+            <wp:effectExtent l="0" t="0" r="9525" b="9525"/>
+            <wp:docPr id="274642535" name="Picture 1"/>
+            <wp:cNvGraphicFramePr>
+              <a:graphicFrameLocks xmlns:a="http://schemas.openxmlformats.org/drawingml/2006/main" noChangeAspect="1"/>
+            </wp:cNvGraphicFramePr>
+            <a:graphic xmlns:a="http://schemas.openxmlformats.org/drawingml/2006/main">
+              <a:graphicData uri="http://schemas.openxmlformats.org/drawingml/2006/picture">
+                <pic:pic xmlns:pic="http://schemas.openxmlformats.org/drawingml/2006/picture">
+                  <pic:nvPicPr>
+                    <pic:cNvPr id="274642535" name="Picture 274642535"/>
+                    <pic:cNvPicPr/>
+                  </pic:nvPicPr>
+                  <pic:blipFill>
+                    <a:blip r:embed="rId6"/>
+                    <a:stretch>
+                      <a:fillRect/>
+                    </a:stretch>
+                  </pic:blipFill>
+                  <pic:spPr>
+                    <a:xfrm>
+                      <a:off x="0" y="0"/>
+                      <a:ext cx="504825" cy="504825"/>
+                    </a:xfrm>
+                    <a:prstGeom prst="rect">
+                      <a:avLst/>
+                    </a:prstGeom>
+                    <a:effectLst>
+                      <a:softEdge rad="0"/>
+                    </a:effectLst>
+                  </pic:spPr>
+                </pic:pic>
+              </a:graphicData>
+            </a:graphic>
+          </wp:inline>
+        </w:drawing>
+      </w:r>
+      <w:r>
+        <w:rPr>
+          <w:rFonts w:ascii="Times New Roman" w:hAnsi="Times New Roman" w:cs="Times New Roman"/>
+        </w:rPr>
+        <w:t xml:space="preserve"> </w:t>
+      </w:r>
+      <w:r>
+        <w:rPr>
+          <w:rFonts w:ascii="Times New Roman" w:hAnsi="Times New Roman" w:cs="Times New Roman"/>
+          <w:b/>
+          <w:bCs/>
+          <w:color w:val="4F81BD" w:themeColor="accent1"/>
+        </w:rPr>
         <w:t>Brian Kamwera</w:t>
       </w:r>
     </w:p>
     <w:p>
+      <w:pPr>
+        <w:rPr>
+          <w:rFonts w:ascii="Times New Roman" w:hAnsi="Times New Roman" w:cs="Times New Roman"/>
+        </w:rPr>
+      </w:pPr>
       <w:r>
-        <w:t>Phone: 0</w:t>
+        <w:rPr>
+          <w:rFonts w:ascii="Times New Roman" w:hAnsi="Times New Roman" w:cs="Times New Roman"/>
+          <w:b/>
+          <w:bCs/>
+        </w:rPr>
+        <w:t>Phone:</w:t>
       </w:r>
       <w:r>
+        <w:rPr>
+          <w:rFonts w:ascii="Times New Roman" w:hAnsi="Times New Roman" w:cs="Times New Roman"/>
+        </w:rPr>
+        <w:t xml:space="preserve"> 0</w:t>
+      </w:r>
+      <w:r>
+        <w:rPr>
+          <w:rFonts w:ascii="Times New Roman" w:hAnsi="Times New Roman" w:cs="Times New Roman"/>
+        </w:rPr>
         <w:t>8</w:t>
       </w:r>
       <w:r>
+        <w:rPr>
+          <w:rFonts w:ascii="Times New Roman" w:hAnsi="Times New Roman" w:cs="Times New Roman"/>
+        </w:rPr>
         <w:t>86522243</w:t>
       </w:r>
       <w:r>
+        <w:rPr>
+          <w:rFonts w:ascii="Times New Roman" w:hAnsi="Times New Roman" w:cs="Times New Roman"/>
+        </w:rPr>
         <w:br/>
-        <w:t>Email: kamwerabrian@gmail.com</w:t>
       </w:r>
       <w:r>
-        <w:t>/kamwerabrian70@gmail.com</w:t>
+        <w:rPr>
+          <w:rFonts w:ascii="Times New Roman" w:hAnsi="Times New Roman" w:cs="Times New Roman"/>
+          <w:b/>
+          <w:bCs/>
+        </w:rPr>
+        <w:t>Email:</w:t>
       </w:r>
       <w:r>
-        <w:br/>
-        <w:t xml:space="preserve">Portfolio: </w:t>
-      </w:r>
-      <w:hyperlink r:id="rId6" w:history="1">
-        <w:r>
-          <w:rPr>
-            <w:rStyle w:val="Hyperlink"/>
-          </w:rPr>
-          <w:t>https://tinyurl.com/softkhlome</w:t>
-        </w:r>
-      </w:hyperlink>
-      <w:r>
-        <w:t xml:space="preserve"> (not completed)</w:t>
+        <w:rPr>
+          <w:rFonts w:ascii="Times New Roman" w:hAnsi="Times New Roman" w:cs="Times New Roman"/>
+        </w:rPr>
+        <w:t xml:space="preserve"> kamwerabrian@gmail.com</w:t>
       </w:r>
     </w:p>
     <w:p>
       <w:pPr>
-        <w:pStyle w:val="Heading1"/>
+        <w:rPr>
+          <w:rFonts w:ascii="Times New Roman" w:hAnsi="Times New Roman" w:cs="Times New Roman"/>
+        </w:rPr>
       </w:pPr>
       <w:r>
-        <w:t>Profile Summary</w:t>
+        <w:rPr>
+          <w:rFonts w:ascii="Times New Roman" w:hAnsi="Times New Roman" w:cs="Times New Roman"/>
+          <w:b/>
+          <w:bCs/>
+        </w:rPr>
+        <w:t>Portfolio:</w:t>
+      </w:r>
+      <w:r>
+        <w:rPr>
+          <w:rFonts w:ascii="Times New Roman" w:hAnsi="Times New Roman" w:cs="Times New Roman"/>
+        </w:rPr>
+        <w:t xml:space="preserve"> </w:t>
+      </w:r>
+      <w:r>
+        <w:rPr>
+          <w:rFonts w:ascii="Times New Roman" w:hAnsi="Times New Roman" w:cs="Times New Roman"/>
+        </w:rPr>
+        <w:t>https://softklhome-v1.web.app</w:t>
+      </w:r>
+      <w:r>
+        <w:rPr>
+          <w:rFonts w:ascii="Times New Roman" w:hAnsi="Times New Roman" w:cs="Times New Roman"/>
+        </w:rPr>
+        <w:t>/profile</w:t>
       </w:r>
     </w:p>
     <w:p>
+      <w:pPr>
+        <w:rPr>
+          <w:rFonts w:ascii="Times New Roman" w:hAnsi="Times New Roman" w:cs="Times New Roman"/>
+        </w:rPr>
+      </w:pPr>
       <w:r>
+        <w:rPr>
+          <w:rFonts w:ascii="Times New Roman" w:hAnsi="Times New Roman" w:cs="Times New Roman"/>
+          <w:b/>
+          <w:bCs/>
+          <w:sz w:val="28"/>
+          <w:szCs w:val="28"/>
+        </w:rPr>
+        <w:t>Profile summary</w:t>
+      </w:r>
+    </w:p>
+    <w:p>
+      <w:pPr>
+        <w:rPr>
+          <w:rFonts w:ascii="Times New Roman" w:hAnsi="Times New Roman" w:cs="Times New Roman"/>
+        </w:rPr>
+      </w:pPr>
+      <w:r>
+        <w:rPr>
+          <w:rFonts w:ascii="Times New Roman" w:hAnsi="Times New Roman" w:cs="Times New Roman"/>
+        </w:rPr>
         <w:t xml:space="preserve">Aspiring </w:t>
       </w:r>
       <w:r>
+        <w:rPr>
+          <w:rFonts w:ascii="Times New Roman" w:hAnsi="Times New Roman" w:cs="Times New Roman"/>
+        </w:rPr>
         <w:t>software</w:t>
       </w:r>
       <w:r>
+        <w:rPr>
+          <w:rFonts w:ascii="Times New Roman" w:hAnsi="Times New Roman" w:cs="Times New Roman"/>
+        </w:rPr>
         <w:t xml:space="preserve"> Developer with a strong foundation in front-end and back-end web technologies. Three years of experience working with HTML, CSS, and JavaScript, and practical experience in modern web development frameworks including React JS and Node.js</w:t>
       </w:r>
       <w:r>
-        <w:t xml:space="preserve"> and 1 year knowledge </w:t>
-      </w:r>
-      <w:proofErr w:type="gramStart"/>
-      <w:r>
-        <w:t>and  understanding</w:t>
-      </w:r>
-      <w:proofErr w:type="gramEnd"/>
-      <w:r>
-        <w:t xml:space="preserve"> of python</w:t>
+        <w:rPr>
+          <w:rFonts w:ascii="Times New Roman" w:hAnsi="Times New Roman" w:cs="Times New Roman"/>
+        </w:rPr>
+        <w:t xml:space="preserve"> and 1 year knowledge and</w:t>
       </w:r>
       <w:r>
+        <w:rPr>
+          <w:rFonts w:ascii="Times New Roman" w:hAnsi="Times New Roman" w:cs="Times New Roman"/>
+        </w:rPr>
+        <w:t xml:space="preserve"> </w:t>
+      </w:r>
+      <w:r>
+        <w:rPr>
+          <w:rFonts w:ascii="Times New Roman" w:hAnsi="Times New Roman" w:cs="Times New Roman"/>
+        </w:rPr>
+        <w:t>understanding of python</w:t>
+      </w:r>
+      <w:r>
+        <w:rPr>
+          <w:rFonts w:ascii="Times New Roman" w:hAnsi="Times New Roman" w:cs="Times New Roman"/>
+        </w:rPr>
         <w:t>. Proficient with Bootstrap and capable of creating responsive, user-friendly web interfaces. Currently studying for a Bachelor of Science in Natural Resource Management at Bunda Campus</w:t>
       </w:r>
       <w:r>
-        <w:t xml:space="preserve"> (but my permanent home </w:t>
-      </w:r>
-      <w:proofErr w:type="gramStart"/>
-      <w:r>
-        <w:t>is  Blantyre</w:t>
-      </w:r>
-      <w:proofErr w:type="gramEnd"/>
-      <w:r>
-        <w:t xml:space="preserve"> </w:t>
-      </w:r>
-      <w:proofErr w:type="spellStart"/>
-      <w:r>
-        <w:t>Chirimba</w:t>
-      </w:r>
-      <w:proofErr w:type="spellEnd"/>
-      <w:r>
-        <w:t>)</w:t>
+        <w:rPr>
+          <w:rFonts w:ascii="Times New Roman" w:hAnsi="Times New Roman" w:cs="Times New Roman"/>
+        </w:rPr>
+        <w:t xml:space="preserve"> (but my permanent home is Blantyre</w:t>
       </w:r>
       <w:r>
+        <w:rPr>
+          <w:rFonts w:ascii="Times New Roman" w:hAnsi="Times New Roman" w:cs="Times New Roman"/>
+        </w:rPr>
+        <w:t>,</w:t>
+      </w:r>
+      <w:r>
+        <w:rPr>
+          <w:rFonts w:ascii="Times New Roman" w:hAnsi="Times New Roman" w:cs="Times New Roman"/>
+        </w:rPr>
+        <w:t xml:space="preserve"> Chirimba)</w:t>
+      </w:r>
+      <w:r>
+        <w:rPr>
+          <w:rFonts w:ascii="Times New Roman" w:hAnsi="Times New Roman" w:cs="Times New Roman"/>
+        </w:rPr>
         <w:t>, with a passion for learning and building scalable web applications.</w:t>
       </w:r>
     </w:p>
-    <w:p/>
     <w:p>
       <w:pPr>
-        <w:pStyle w:val="Heading1"/>
+        <w:rPr>
+          <w:rFonts w:ascii="Times New Roman" w:hAnsi="Times New Roman" w:cs="Times New Roman"/>
+        </w:rPr>
+      </w:pPr>
+    </w:p>
+    <w:p>
+      <w:pPr>
+        <w:rPr>
+          <w:rFonts w:ascii="Times New Roman" w:hAnsi="Times New Roman" w:cs="Times New Roman"/>
+          <w:b/>
+          <w:bCs/>
+          <w:sz w:val="28"/>
+          <w:szCs w:val="28"/>
+        </w:rPr>
       </w:pPr>
       <w:r>
+        <w:rPr>
+          <w:rFonts w:ascii="Times New Roman" w:hAnsi="Times New Roman" w:cs="Times New Roman"/>
+          <w:b/>
+          <w:bCs/>
+          <w:sz w:val="28"/>
+          <w:szCs w:val="28"/>
+        </w:rPr>
         <w:t>Education</w:t>
       </w:r>
     </w:p>
     <w:p>
+      <w:pPr>
+        <w:rPr>
+          <w:rFonts w:ascii="Times New Roman" w:hAnsi="Times New Roman" w:cs="Times New Roman"/>
+        </w:rPr>
+      </w:pPr>
       <w:r>
+        <w:rPr>
+          <w:rFonts w:ascii="Times New Roman" w:hAnsi="Times New Roman" w:cs="Times New Roman"/>
+        </w:rPr>
         <w:t>Bachelor of Science in Natural Resource Management</w:t>
       </w:r>
       <w:r>
+        <w:rPr>
+          <w:rFonts w:ascii="Times New Roman" w:hAnsi="Times New Roman" w:cs="Times New Roman"/>
+        </w:rPr>
         <w:br/>
         <w:t>Lilongwe University of Agriculture and Natural Resources – Bunda Campus</w:t>
       </w:r>
       <w:r>
+        <w:rPr>
+          <w:rFonts w:ascii="Times New Roman" w:hAnsi="Times New Roman" w:cs="Times New Roman"/>
+        </w:rPr>
         <w:br/>
         <w:t>Expected Graduation: 2027</w:t>
       </w:r>
     </w:p>
     <w:p>
       <w:pPr>
-        <w:pStyle w:val="Heading1"/>
+        <w:rPr>
+          <w:rFonts w:ascii="Times New Roman" w:hAnsi="Times New Roman" w:cs="Times New Roman"/>
+        </w:rPr>
+      </w:pPr>
+    </w:p>
+    <w:p>
+      <w:pPr>
+        <w:rPr>
+          <w:rFonts w:ascii="Times New Roman" w:hAnsi="Times New Roman" w:cs="Times New Roman"/>
+          <w:b/>
+          <w:bCs/>
+          <w:sz w:val="28"/>
+          <w:szCs w:val="28"/>
+        </w:rPr>
       </w:pPr>
       <w:r>
-        <w:t>Technical Skills</w:t>
-      </w:r>
-    </w:p>
-    <w:p>
-      <w:r>
-        <w:t>-Python</w:t>
-      </w:r>
-    </w:p>
-    <w:p>
-      <w:r>
-        <w:t>- HTML, CSS, JavaScript (3 years)</w:t>
-      </w:r>
-      <w:r>
-        <w:br/>
-        <w:t>- React JS (</w:t>
-      </w:r>
-      <w:r>
-        <w:t>I year</w:t>
-      </w:r>
-      <w:r>
-        <w:t>)</w:t>
-      </w:r>
-      <w:r>
-        <w:br/>
-        <w:t>- Node.js (</w:t>
-      </w:r>
-      <w:r>
-        <w:t>1 year</w:t>
-      </w:r>
-      <w:r>
-        <w:t>)</w:t>
-      </w:r>
-      <w:r>
-        <w:br/>
-        <w:t>- Bootstrap (1 year)</w:t>
-      </w:r>
-      <w:r>
-        <w:br/>
-        <w:t>- Microsoft Excel, Word, Access, Publisher</w:t>
-      </w:r>
-      <w:r>
-        <w:br/>
-        <w:t>- Git/GitHub (</w:t>
-      </w:r>
-      <w:r>
-        <w:t>advanced</w:t>
-      </w:r>
-      <w:r>
-        <w:t>)</w:t>
-      </w:r>
-      <w:r>
-        <w:br/>
-        <w:t>- Responsive Web Design</w:t>
-      </w:r>
-      <w:r>
-        <w:br/>
-        <w:t>- Basic Business &amp; Time Management</w:t>
-      </w:r>
-    </w:p>
-    <w:p>
-      <w:r>
-        <w:t>-firebase(currently)</w:t>
-      </w:r>
-    </w:p>
-    <w:p>
-      <w:r>
-        <w:t>-</w:t>
-      </w:r>
-      <w:proofErr w:type="spellStart"/>
-      <w:r>
-        <w:t>alot</w:t>
-      </w:r>
-      <w:proofErr w:type="spellEnd"/>
-      <w:r>
-        <w:t xml:space="preserve"> more</w:t>
+        <w:rPr>
+          <w:rFonts w:ascii="Times New Roman" w:hAnsi="Times New Roman" w:cs="Times New Roman"/>
+          <w:b/>
+          <w:bCs/>
+          <w:sz w:val="28"/>
+          <w:szCs w:val="28"/>
+        </w:rPr>
+        <w:t>Technical skills</w:t>
       </w:r>
     </w:p>
     <w:p>
       <w:pPr>
-        <w:pStyle w:val="Heading1"/>
+        <w:pStyle w:val="ListParagraph"/>
+        <w:numPr>
+          <w:ilvl w:val="0"/>
+          <w:numId w:val="10"/>
+        </w:numPr>
+        <w:rPr>
+          <w:rFonts w:ascii="Times New Roman" w:hAnsi="Times New Roman" w:cs="Times New Roman"/>
+        </w:rPr>
       </w:pPr>
       <w:r>
+        <w:rPr>
+          <w:rFonts w:ascii="Times New Roman" w:hAnsi="Times New Roman" w:cs="Times New Roman"/>
+        </w:rPr>
+        <w:t>Python</w:t>
+      </w:r>
+    </w:p>
+    <w:p>
+      <w:pPr>
+        <w:pStyle w:val="ListParagraph"/>
+        <w:numPr>
+          <w:ilvl w:val="0"/>
+          <w:numId w:val="10"/>
+        </w:numPr>
+        <w:rPr>
+          <w:rFonts w:ascii="Times New Roman" w:hAnsi="Times New Roman" w:cs="Times New Roman"/>
+        </w:rPr>
+      </w:pPr>
+      <w:r>
+        <w:rPr>
+          <w:rFonts w:ascii="Times New Roman" w:hAnsi="Times New Roman" w:cs="Times New Roman"/>
+        </w:rPr>
+        <w:t>HTML, CSS, JavaScript (3 years)</w:t>
+      </w:r>
+    </w:p>
+    <w:p>
+      <w:pPr>
+        <w:pStyle w:val="ListParagraph"/>
+        <w:numPr>
+          <w:ilvl w:val="0"/>
+          <w:numId w:val="10"/>
+        </w:numPr>
+        <w:rPr>
+          <w:rFonts w:ascii="Times New Roman" w:hAnsi="Times New Roman" w:cs="Times New Roman"/>
+        </w:rPr>
+      </w:pPr>
+      <w:r>
+        <w:rPr>
+          <w:rFonts w:ascii="Times New Roman" w:hAnsi="Times New Roman" w:cs="Times New Roman"/>
+        </w:rPr>
+        <w:t xml:space="preserve"> React JS (</w:t>
+      </w:r>
+      <w:r>
+        <w:rPr>
+          <w:rFonts w:ascii="Times New Roman" w:hAnsi="Times New Roman" w:cs="Times New Roman"/>
+        </w:rPr>
+        <w:t>2</w:t>
+      </w:r>
+      <w:r>
+        <w:rPr>
+          <w:rFonts w:ascii="Times New Roman" w:hAnsi="Times New Roman" w:cs="Times New Roman"/>
+        </w:rPr>
+        <w:t xml:space="preserve"> year</w:t>
+      </w:r>
+      <w:r>
+        <w:rPr>
+          <w:rFonts w:ascii="Times New Roman" w:hAnsi="Times New Roman" w:cs="Times New Roman"/>
+        </w:rPr>
+        <w:t>)</w:t>
+      </w:r>
+    </w:p>
+    <w:p>
+      <w:pPr>
+        <w:pStyle w:val="ListParagraph"/>
+        <w:numPr>
+          <w:ilvl w:val="0"/>
+          <w:numId w:val="10"/>
+        </w:numPr>
+        <w:rPr>
+          <w:rFonts w:ascii="Times New Roman" w:hAnsi="Times New Roman" w:cs="Times New Roman"/>
+        </w:rPr>
+      </w:pPr>
+      <w:r>
+        <w:rPr>
+          <w:rFonts w:ascii="Times New Roman" w:hAnsi="Times New Roman" w:cs="Times New Roman"/>
+        </w:rPr>
+        <w:t xml:space="preserve"> Node.js</w:t>
+      </w:r>
+      <w:r>
+        <w:rPr>
+          <w:rFonts w:ascii="Times New Roman" w:hAnsi="Times New Roman" w:cs="Times New Roman"/>
+        </w:rPr>
+        <w:t xml:space="preserve"> (2</w:t>
+      </w:r>
+      <w:r>
+        <w:rPr>
+          <w:rFonts w:ascii="Times New Roman" w:hAnsi="Times New Roman" w:cs="Times New Roman"/>
+        </w:rPr>
+        <w:t xml:space="preserve"> year</w:t>
+      </w:r>
+      <w:r>
+        <w:rPr>
+          <w:rFonts w:ascii="Times New Roman" w:hAnsi="Times New Roman" w:cs="Times New Roman"/>
+        </w:rPr>
+        <w:t>)</w:t>
+      </w:r>
+    </w:p>
+    <w:p>
+      <w:pPr>
+        <w:pStyle w:val="ListParagraph"/>
+        <w:numPr>
+          <w:ilvl w:val="0"/>
+          <w:numId w:val="10"/>
+        </w:numPr>
+        <w:rPr>
+          <w:rFonts w:ascii="Times New Roman" w:hAnsi="Times New Roman" w:cs="Times New Roman"/>
+        </w:rPr>
+      </w:pPr>
+      <w:r>
+        <w:rPr>
+          <w:rFonts w:ascii="Times New Roman" w:hAnsi="Times New Roman" w:cs="Times New Roman"/>
+        </w:rPr>
+        <w:t xml:space="preserve"> Bootstrap (</w:t>
+      </w:r>
+      <w:r>
+        <w:rPr>
+          <w:rFonts w:ascii="Times New Roman" w:hAnsi="Times New Roman" w:cs="Times New Roman"/>
+        </w:rPr>
+        <w:t>3</w:t>
+      </w:r>
+      <w:r>
+        <w:rPr>
+          <w:rFonts w:ascii="Times New Roman" w:hAnsi="Times New Roman" w:cs="Times New Roman"/>
+        </w:rPr>
+        <w:t xml:space="preserve"> year)</w:t>
+      </w:r>
+    </w:p>
+    <w:p>
+      <w:pPr>
+        <w:pStyle w:val="ListParagraph"/>
+        <w:numPr>
+          <w:ilvl w:val="0"/>
+          <w:numId w:val="10"/>
+        </w:numPr>
+        <w:rPr>
+          <w:rFonts w:ascii="Times New Roman" w:hAnsi="Times New Roman" w:cs="Times New Roman"/>
+        </w:rPr>
+      </w:pPr>
+      <w:r>
+        <w:rPr>
+          <w:rFonts w:ascii="Times New Roman" w:hAnsi="Times New Roman" w:cs="Times New Roman"/>
+        </w:rPr>
+        <w:t xml:space="preserve"> Microsoft Excel, Word, Access, Publisher</w:t>
+      </w:r>
+    </w:p>
+    <w:p>
+      <w:pPr>
+        <w:pStyle w:val="ListParagraph"/>
+        <w:numPr>
+          <w:ilvl w:val="0"/>
+          <w:numId w:val="10"/>
+        </w:numPr>
+        <w:rPr>
+          <w:rFonts w:ascii="Times New Roman" w:hAnsi="Times New Roman" w:cs="Times New Roman"/>
+        </w:rPr>
+      </w:pPr>
+      <w:r>
+        <w:rPr>
+          <w:rFonts w:ascii="Times New Roman" w:hAnsi="Times New Roman" w:cs="Times New Roman"/>
+        </w:rPr>
+        <w:t xml:space="preserve"> Git/GitHub (</w:t>
+      </w:r>
+      <w:r>
+        <w:rPr>
+          <w:rFonts w:ascii="Times New Roman" w:hAnsi="Times New Roman" w:cs="Times New Roman"/>
+        </w:rPr>
+        <w:t>advanced</w:t>
+      </w:r>
+      <w:r>
+        <w:rPr>
+          <w:rFonts w:ascii="Times New Roman" w:hAnsi="Times New Roman" w:cs="Times New Roman"/>
+        </w:rPr>
+        <w:t>)</w:t>
+      </w:r>
+    </w:p>
+    <w:p>
+      <w:pPr>
+        <w:pStyle w:val="ListParagraph"/>
+        <w:numPr>
+          <w:ilvl w:val="0"/>
+          <w:numId w:val="10"/>
+        </w:numPr>
+        <w:rPr>
+          <w:rFonts w:ascii="Times New Roman" w:hAnsi="Times New Roman" w:cs="Times New Roman"/>
+        </w:rPr>
+      </w:pPr>
+      <w:r>
+        <w:rPr>
+          <w:rFonts w:ascii="Times New Roman" w:hAnsi="Times New Roman" w:cs="Times New Roman"/>
+        </w:rPr>
+        <w:t xml:space="preserve"> Responsive Web Design</w:t>
+      </w:r>
+    </w:p>
+    <w:p>
+      <w:pPr>
+        <w:pStyle w:val="ListParagraph"/>
+        <w:numPr>
+          <w:ilvl w:val="0"/>
+          <w:numId w:val="10"/>
+        </w:numPr>
+        <w:rPr>
+          <w:rFonts w:ascii="Times New Roman" w:hAnsi="Times New Roman" w:cs="Times New Roman"/>
+        </w:rPr>
+      </w:pPr>
+      <w:r>
+        <w:rPr>
+          <w:rFonts w:ascii="Times New Roman" w:hAnsi="Times New Roman" w:cs="Times New Roman"/>
+        </w:rPr>
+        <w:t xml:space="preserve"> Basic Business &amp; Time Management</w:t>
+      </w:r>
+    </w:p>
+    <w:p>
+      <w:pPr>
+        <w:pStyle w:val="ListParagraph"/>
+        <w:numPr>
+          <w:ilvl w:val="0"/>
+          <w:numId w:val="10"/>
+        </w:numPr>
+        <w:rPr>
+          <w:rFonts w:ascii="Times New Roman" w:hAnsi="Times New Roman" w:cs="Times New Roman"/>
+        </w:rPr>
+      </w:pPr>
+      <w:r>
+        <w:rPr>
+          <w:rFonts w:ascii="Times New Roman" w:hAnsi="Times New Roman" w:cs="Times New Roman"/>
+        </w:rPr>
+        <w:t xml:space="preserve"> </w:t>
+      </w:r>
+      <w:r>
+        <w:rPr>
+          <w:rFonts w:ascii="Times New Roman" w:hAnsi="Times New Roman" w:cs="Times New Roman"/>
+        </w:rPr>
+        <w:t>F</w:t>
+      </w:r>
+      <w:r>
+        <w:rPr>
+          <w:rFonts w:ascii="Times New Roman" w:hAnsi="Times New Roman" w:cs="Times New Roman"/>
+        </w:rPr>
+        <w:t>irebase</w:t>
+      </w:r>
+    </w:p>
+    <w:p>
+      <w:pPr>
+        <w:pStyle w:val="ListParagraph"/>
+        <w:numPr>
+          <w:ilvl w:val="0"/>
+          <w:numId w:val="10"/>
+        </w:numPr>
+        <w:rPr>
+          <w:rFonts w:ascii="Times New Roman" w:hAnsi="Times New Roman" w:cs="Times New Roman"/>
+        </w:rPr>
+      </w:pPr>
+      <w:r>
+        <w:rPr>
+          <w:rFonts w:ascii="Times New Roman" w:hAnsi="Times New Roman" w:cs="Times New Roman"/>
+        </w:rPr>
+        <w:t>MySQL</w:t>
+      </w:r>
+    </w:p>
+    <w:p>
+      <w:pPr>
+        <w:rPr>
+          <w:rFonts w:ascii="Times New Roman" w:hAnsi="Times New Roman" w:cs="Times New Roman"/>
+          <w:b/>
+          <w:bCs/>
+          <w:color w:val="1F497D" w:themeColor="text2"/>
+        </w:rPr>
+      </w:pPr>
+      <w:r>
+        <w:rPr>
+          <w:rFonts w:ascii="Times New Roman" w:hAnsi="Times New Roman" w:cs="Times New Roman"/>
+          <w:b/>
+          <w:bCs/>
+          <w:color w:val="1F497D" w:themeColor="text2"/>
+        </w:rPr>
+        <w:t>V</w:t>
+      </w:r>
+      <w:r>
+        <w:rPr>
+          <w:rFonts w:ascii="Times New Roman" w:hAnsi="Times New Roman" w:cs="Times New Roman"/>
+          <w:b/>
+          <w:bCs/>
+          <w:color w:val="1F497D" w:themeColor="text2"/>
+        </w:rPr>
+        <w:t xml:space="preserve">isit my </w:t>
+      </w:r>
+      <w:r>
+        <w:rPr>
+          <w:rFonts w:ascii="Times New Roman" w:hAnsi="Times New Roman" w:cs="Times New Roman"/>
+          <w:b/>
+          <w:bCs/>
+          <w:color w:val="1F497D" w:themeColor="text2"/>
+        </w:rPr>
+        <w:t>portfolio profile</w:t>
+      </w:r>
+      <w:r>
+        <w:rPr>
+          <w:rFonts w:ascii="Times New Roman" w:hAnsi="Times New Roman" w:cs="Times New Roman"/>
+          <w:b/>
+          <w:bCs/>
+          <w:color w:val="1F497D" w:themeColor="text2"/>
+        </w:rPr>
+        <w:t xml:space="preserve"> to view </w:t>
+      </w:r>
+      <w:r>
+        <w:rPr>
+          <w:rFonts w:ascii="Times New Roman" w:hAnsi="Times New Roman" w:cs="Times New Roman"/>
+          <w:b/>
+          <w:bCs/>
+          <w:color w:val="1F497D" w:themeColor="text2"/>
+        </w:rPr>
+        <w:t>all the tech stack and update</w:t>
+      </w:r>
+    </w:p>
+    <w:p>
+      <w:pPr>
+        <w:rPr>
+          <w:rFonts w:ascii="Times New Roman" w:hAnsi="Times New Roman" w:cs="Times New Roman"/>
+        </w:rPr>
+      </w:pPr>
+    </w:p>
+    <w:p>
+      <w:pPr>
+        <w:rPr>
+          <w:rFonts w:ascii="Times New Roman" w:hAnsi="Times New Roman" w:cs="Times New Roman"/>
+          <w:b/>
+          <w:bCs/>
+          <w:sz w:val="28"/>
+          <w:szCs w:val="28"/>
+        </w:rPr>
+      </w:pPr>
+      <w:r>
+        <w:rPr>
+          <w:rFonts w:ascii="Times New Roman" w:hAnsi="Times New Roman" w:cs="Times New Roman"/>
+          <w:b/>
+          <w:bCs/>
+          <w:sz w:val="28"/>
+          <w:szCs w:val="28"/>
+        </w:rPr>
         <w:lastRenderedPageBreak/>
         <w:t>Projects</w:t>
       </w:r>
     </w:p>
     <w:p>
+      <w:pPr>
+        <w:rPr>
+          <w:rFonts w:ascii="Times New Roman" w:hAnsi="Times New Roman" w:cs="Times New Roman"/>
+          <w:b/>
+          <w:bCs/>
+        </w:rPr>
+      </w:pPr>
       <w:r>
-        <w:t>Sample Work: https://tinyurl.com/softkhlome</w:t>
+        <w:rPr>
+          <w:rFonts w:ascii="Times New Roman" w:hAnsi="Times New Roman" w:cs="Times New Roman"/>
+          <w:b/>
+          <w:bCs/>
+        </w:rPr>
+        <w:t xml:space="preserve">Simple messenger </w:t>
+      </w:r>
+      <w:proofErr w:type="gramStart"/>
+      <w:r>
+        <w:rPr>
+          <w:rFonts w:ascii="Times New Roman" w:hAnsi="Times New Roman" w:cs="Times New Roman"/>
+          <w:b/>
+          <w:bCs/>
+        </w:rPr>
+        <w:t>app</w:t>
       </w:r>
       <w:r>
-        <w:br/>
-        <w:t>• Developed and styled interactive web pages using HTML, CSS, Bootstrap, and JavaScript.</w:t>
+        <w:rPr>
+          <w:rFonts w:ascii="Times New Roman" w:hAnsi="Times New Roman" w:cs="Times New Roman"/>
+          <w:b/>
+          <w:bCs/>
+        </w:rPr>
+        <w:t xml:space="preserve">  (</w:t>
       </w:r>
-    </w:p>
-    <w:p>
+      <w:proofErr w:type="gramEnd"/>
       <w:r>
-        <w:t>This link p</w:t>
-      </w:r>
-      <w:r>
-        <w:t xml:space="preserve">oints to the improved version of this project but </w:t>
-      </w:r>
-      <w:proofErr w:type="spellStart"/>
-      <w:r>
-        <w:t>its</w:t>
-      </w:r>
-      <w:proofErr w:type="spellEnd"/>
-      <w:r>
-        <w:t xml:space="preserve"> still under development stage</w:t>
-      </w:r>
-      <w:r>
-        <w:t xml:space="preserve"> it shows my potential.</w:t>
-      </w:r>
-    </w:p>
-    <w:p>
-      <w:hyperlink r:id="rId7" w:history="1">
-        <w:r>
-          <w:rPr>
-            <w:rStyle w:val="Hyperlink"/>
-          </w:rPr>
-          <w:t>https://github.com/As244-350-df/softhkhlome-rebirh.git</w:t>
-        </w:r>
-      </w:hyperlink>
-      <w:r>
-        <w:t xml:space="preserve"> (look into the master branch)</w:t>
-      </w:r>
-    </w:p>
-    <w:p>
-      <w:r>
-        <w:t>This is one of my Projects as well</w:t>
-      </w:r>
-    </w:p>
-    <w:p>
-      <w:r>
-        <w:t xml:space="preserve"> </w:t>
-      </w:r>
-      <w:hyperlink r:id="rId8" w:history="1">
-        <w:r>
-          <w:rPr>
-            <w:rStyle w:val="Hyperlink"/>
-          </w:rPr>
-          <w:t>https://github.com/As244-350-df/React-and-node-authentication.git</w:t>
-        </w:r>
-      </w:hyperlink>
-    </w:p>
-    <w:p>
-      <w:r>
-        <w:t xml:space="preserve">I have other projects which I have not uploaded yet on </w:t>
-      </w:r>
-      <w:proofErr w:type="spellStart"/>
-      <w:r>
-        <w:t>github</w:t>
-      </w:r>
-      <w:proofErr w:type="spellEnd"/>
-      <w:r>
-        <w:t>.</w:t>
-      </w:r>
-    </w:p>
-    <w:p>
-      <w:r>
-        <w:t>Will be uploaded when prompted</w:t>
+        <w:rPr>
+          <w:rFonts w:ascii="Times New Roman" w:hAnsi="Times New Roman" w:cs="Times New Roman"/>
+          <w:b/>
+          <w:bCs/>
+        </w:rPr>
+        <w:t>)</w:t>
       </w:r>
     </w:p>
     <w:p>
       <w:pPr>
-        <w:pStyle w:val="Heading1"/>
+        <w:rPr>
+          <w:rFonts w:ascii="Times New Roman" w:hAnsi="Times New Roman" w:cs="Times New Roman"/>
+          <w:b/>
+          <w:bCs/>
+        </w:rPr>
       </w:pPr>
       <w:r>
+        <w:rPr>
+          <w:rFonts w:ascii="Times New Roman" w:hAnsi="Times New Roman" w:cs="Times New Roman"/>
+          <w:b/>
+          <w:bCs/>
+        </w:rPr>
+        <w:t>Pharmasharp</w:t>
+      </w:r>
+      <w:r>
+        <w:rPr>
+          <w:rFonts w:ascii="Times New Roman" w:hAnsi="Times New Roman" w:cs="Times New Roman"/>
+          <w:b/>
+          <w:bCs/>
+        </w:rPr>
+        <w:t xml:space="preserve"> ()</w:t>
+      </w:r>
+    </w:p>
+    <w:p>
+      <w:pPr>
+        <w:rPr>
+          <w:rFonts w:ascii="Times New Roman" w:hAnsi="Times New Roman" w:cs="Times New Roman"/>
+          <w:b/>
+          <w:bCs/>
+        </w:rPr>
+      </w:pPr>
+      <w:r>
+        <w:rPr>
+          <w:rFonts w:ascii="Times New Roman" w:hAnsi="Times New Roman" w:cs="Times New Roman"/>
+          <w:b/>
+          <w:bCs/>
+        </w:rPr>
+        <w:t>Softkhlome website</w:t>
+      </w:r>
+      <w:r>
+        <w:rPr>
+          <w:rFonts w:ascii="Times New Roman" w:hAnsi="Times New Roman" w:cs="Times New Roman"/>
+          <w:b/>
+          <w:bCs/>
+        </w:rPr>
+        <w:t xml:space="preserve"> ()</w:t>
+      </w:r>
+    </w:p>
+    <w:p>
+      <w:pPr>
+        <w:rPr>
+          <w:rFonts w:ascii="Times New Roman" w:hAnsi="Times New Roman" w:cs="Times New Roman"/>
+        </w:rPr>
+      </w:pPr>
+    </w:p>
+    <w:p>
+      <w:pPr>
+        <w:rPr>
+          <w:rFonts w:ascii="Times New Roman" w:hAnsi="Times New Roman" w:cs="Times New Roman"/>
+          <w:b/>
+          <w:bCs/>
+          <w:sz w:val="28"/>
+          <w:szCs w:val="28"/>
+        </w:rPr>
+      </w:pPr>
+      <w:r>
+        <w:rPr>
+          <w:rFonts w:ascii="Times New Roman" w:hAnsi="Times New Roman" w:cs="Times New Roman"/>
+          <w:b/>
+          <w:bCs/>
+          <w:sz w:val="28"/>
+          <w:szCs w:val="28"/>
+        </w:rPr>
         <w:t>Work Experience</w:t>
       </w:r>
     </w:p>
     <w:p>
+      <w:pPr>
+        <w:rPr>
+          <w:rFonts w:ascii="Times New Roman" w:hAnsi="Times New Roman" w:cs="Times New Roman"/>
+        </w:rPr>
+      </w:pPr>
       <w:r>
+        <w:rPr>
+          <w:rFonts w:ascii="Times New Roman" w:hAnsi="Times New Roman" w:cs="Times New Roman"/>
+        </w:rPr>
         <w:t>Self-Employed (Small Business)</w:t>
       </w:r>
       <w:r>
+        <w:rPr>
+          <w:rFonts w:ascii="Times New Roman" w:hAnsi="Times New Roman" w:cs="Times New Roman"/>
+        </w:rPr>
         <w:br/>
         <w:t>Duration: 2 months</w:t>
       </w:r>
       <w:r>
+        <w:rPr>
+          <w:rFonts w:ascii="Times New Roman" w:hAnsi="Times New Roman" w:cs="Times New Roman"/>
+        </w:rPr>
         <w:br/>
         <w:t>• Ran a small business handling basic accounting, customer service, and product delivery.</w:t>
       </w:r>
       <w:r>
+        <w:rPr>
+          <w:rFonts w:ascii="Times New Roman" w:hAnsi="Times New Roman" w:cs="Times New Roman"/>
+        </w:rPr>
         <w:br/>
         <w:t>• Gained communication, organization, and entrepreneurial skills.</w:t>
       </w:r>
     </w:p>
     <w:p>
       <w:pPr>
-        <w:pStyle w:val="Heading1"/>
+        <w:rPr>
+          <w:rFonts w:ascii="Times New Roman" w:hAnsi="Times New Roman" w:cs="Times New Roman"/>
+          <w:b/>
+          <w:bCs/>
+          <w:sz w:val="28"/>
+          <w:szCs w:val="28"/>
+        </w:rPr>
+      </w:pPr>
+    </w:p>
+    <w:p>
+      <w:pPr>
+        <w:rPr>
+          <w:rFonts w:ascii="Times New Roman" w:hAnsi="Times New Roman" w:cs="Times New Roman"/>
+        </w:rPr>
       </w:pPr>
       <w:r>
-        <w:t>Languages</w:t>
+        <w:rPr>
+          <w:rFonts w:ascii="Times New Roman" w:hAnsi="Times New Roman" w:cs="Times New Roman"/>
+          <w:b/>
+          <w:bCs/>
+          <w:sz w:val="28"/>
+          <w:szCs w:val="28"/>
+        </w:rPr>
+        <w:t>Language</w:t>
       </w:r>
     </w:p>
     <w:p>
+      <w:pPr>
+        <w:rPr>
+          <w:rFonts w:ascii="Times New Roman" w:hAnsi="Times New Roman" w:cs="Times New Roman"/>
+        </w:rPr>
+      </w:pPr>
       <w:r>
+        <w:rPr>
+          <w:rFonts w:ascii="Times New Roman" w:hAnsi="Times New Roman" w:cs="Times New Roman"/>
+        </w:rPr>
         <w:t>English – Fluent</w:t>
       </w:r>
     </w:p>
     <w:p>
       <w:pPr>
-        <w:pStyle w:val="Heading1"/>
+        <w:rPr>
+          <w:rFonts w:ascii="Times New Roman" w:hAnsi="Times New Roman" w:cs="Times New Roman"/>
+        </w:rPr>
+      </w:pPr>
+    </w:p>
+    <w:p>
+      <w:pPr>
+        <w:rPr>
+          <w:rFonts w:ascii="Times New Roman" w:hAnsi="Times New Roman" w:cs="Times New Roman"/>
+          <w:b/>
+          <w:bCs/>
+          <w:sz w:val="28"/>
+          <w:szCs w:val="28"/>
+        </w:rPr>
       </w:pPr>
       <w:r>
+        <w:rPr>
+          <w:rFonts w:ascii="Times New Roman" w:hAnsi="Times New Roman" w:cs="Times New Roman"/>
+          <w:b/>
+          <w:bCs/>
+          <w:sz w:val="28"/>
+          <w:szCs w:val="28"/>
+        </w:rPr>
         <w:t>References</w:t>
       </w:r>
     </w:p>
     <w:p>
+      <w:pPr>
+        <w:rPr>
+          <w:rFonts w:ascii="Times New Roman" w:hAnsi="Times New Roman" w:cs="Times New Roman"/>
+        </w:rPr>
+      </w:pPr>
       <w:r>
-        <w:t>0885561582 (my brother)</w:t>
+        <w:rPr>
+          <w:rFonts w:ascii="Times New Roman" w:hAnsi="Times New Roman" w:cs="Times New Roman"/>
+        </w:rPr>
+        <w:t>To be provided once requested</w:t>
       </w:r>
+    </w:p>
+    <w:p>
+      <w:pPr>
+        <w:rPr>
+          <w:rFonts w:ascii="Times New Roman" w:hAnsi="Times New Roman" w:cs="Times New Roman"/>
+          <w:sz w:val="28"/>
+          <w:szCs w:val="28"/>
+        </w:rPr>
+      </w:pPr>
     </w:p>
     <w:sectPr>
       <w:pgSz w:w="12240" w:h="15840"/>
@@ -522,6 +1112,94 @@
       </w:rPr>
     </w:lvl>
   </w:abstractNum>
+  <w:abstractNum w:abstractNumId="9" w15:restartNumberingAfterBreak="0">
+    <w:nsid w:val="2ADE465C"/>
+    <w:multiLevelType w:val="hybridMultilevel"/>
+    <w:tmpl w:val="8DCAE016"/>
+    <w:lvl w:ilvl="0" w:tplc="0409000F">
+      <w:start w:val="1"/>
+      <w:numFmt w:val="decimal"/>
+      <w:lvlText w:val="%1."/>
+      <w:lvlJc w:val="left"/>
+      <w:pPr>
+        <w:ind w:left="720" w:hanging="360"/>
+      </w:pPr>
+    </w:lvl>
+    <w:lvl w:ilvl="1" w:tplc="34482FC0">
+      <w:numFmt w:val="bullet"/>
+      <w:lvlText w:val="-"/>
+      <w:lvlJc w:val="left"/>
+      <w:pPr>
+        <w:ind w:left="1440" w:hanging="360"/>
+      </w:pPr>
+      <w:rPr>
+        <w:rFonts w:ascii="Cambria" w:eastAsiaTheme="minorEastAsia" w:hAnsi="Cambria" w:cstheme="minorBidi" w:hint="default"/>
+      </w:rPr>
+    </w:lvl>
+    <w:lvl w:ilvl="2" w:tplc="0409001B" w:tentative="1">
+      <w:start w:val="1"/>
+      <w:numFmt w:val="lowerRoman"/>
+      <w:lvlText w:val="%3."/>
+      <w:lvlJc w:val="right"/>
+      <w:pPr>
+        <w:ind w:left="2160" w:hanging="180"/>
+      </w:pPr>
+    </w:lvl>
+    <w:lvl w:ilvl="3" w:tplc="0409000F" w:tentative="1">
+      <w:start w:val="1"/>
+      <w:numFmt w:val="decimal"/>
+      <w:lvlText w:val="%4."/>
+      <w:lvlJc w:val="left"/>
+      <w:pPr>
+        <w:ind w:left="2880" w:hanging="360"/>
+      </w:pPr>
+    </w:lvl>
+    <w:lvl w:ilvl="4" w:tplc="04090019" w:tentative="1">
+      <w:start w:val="1"/>
+      <w:numFmt w:val="lowerLetter"/>
+      <w:lvlText w:val="%5."/>
+      <w:lvlJc w:val="left"/>
+      <w:pPr>
+        <w:ind w:left="3600" w:hanging="360"/>
+      </w:pPr>
+    </w:lvl>
+    <w:lvl w:ilvl="5" w:tplc="0409001B" w:tentative="1">
+      <w:start w:val="1"/>
+      <w:numFmt w:val="lowerRoman"/>
+      <w:lvlText w:val="%6."/>
+      <w:lvlJc w:val="right"/>
+      <w:pPr>
+        <w:ind w:left="4320" w:hanging="180"/>
+      </w:pPr>
+    </w:lvl>
+    <w:lvl w:ilvl="6" w:tplc="0409000F" w:tentative="1">
+      <w:start w:val="1"/>
+      <w:numFmt w:val="decimal"/>
+      <w:lvlText w:val="%7."/>
+      <w:lvlJc w:val="left"/>
+      <w:pPr>
+        <w:ind w:left="5040" w:hanging="360"/>
+      </w:pPr>
+    </w:lvl>
+    <w:lvl w:ilvl="7" w:tplc="04090019" w:tentative="1">
+      <w:start w:val="1"/>
+      <w:numFmt w:val="lowerLetter"/>
+      <w:lvlText w:val="%8."/>
+      <w:lvlJc w:val="left"/>
+      <w:pPr>
+        <w:ind w:left="5760" w:hanging="360"/>
+      </w:pPr>
+    </w:lvl>
+    <w:lvl w:ilvl="8" w:tplc="0409001B" w:tentative="1">
+      <w:start w:val="1"/>
+      <w:numFmt w:val="lowerRoman"/>
+      <w:lvlText w:val="%9."/>
+      <w:lvlJc w:val="right"/>
+      <w:pPr>
+        <w:ind w:left="6480" w:hanging="180"/>
+      </w:pPr>
+    </w:lvl>
+  </w:abstractNum>
   <w:num w:numId="1" w16cid:durableId="2086878106">
     <w:abstractNumId w:val="8"/>
   </w:num>
@@ -548,6 +1226,9 @@
   </w:num>
   <w:num w:numId="9" w16cid:durableId="1873154446">
     <w:abstractNumId w:val="0"/>
+  </w:num>
+  <w:num w:numId="10" w16cid:durableId="353069911">
+    <w:abstractNumId w:val="9"/>
   </w:num>
 </w:numbering>
 </file>

--- a/src/assets/Brian_Kamwera_ReactJS_Developer_CV.docx
+++ b/src/assets/Brian_Kamwera_ReactJS_Developer_CV.docx
@@ -482,6 +482,82 @@
         <w:rPr>
           <w:rFonts w:ascii="Times New Roman" w:hAnsi="Times New Roman" w:cs="Times New Roman"/>
         </w:rPr>
+        <w:t>Axios</w:t>
+      </w:r>
+    </w:p>
+    <w:p>
+      <w:pPr>
+        <w:pStyle w:val="ListParagraph"/>
+        <w:numPr>
+          <w:ilvl w:val="0"/>
+          <w:numId w:val="10"/>
+        </w:numPr>
+        <w:rPr>
+          <w:rFonts w:ascii="Times New Roman" w:hAnsi="Times New Roman" w:cs="Times New Roman"/>
+        </w:rPr>
+      </w:pPr>
+      <w:proofErr w:type="spellStart"/>
+      <w:r>
+        <w:rPr>
+          <w:rFonts w:ascii="Times New Roman" w:hAnsi="Times New Roman" w:cs="Times New Roman"/>
+        </w:rPr>
+        <w:t>Emailjs</w:t>
+      </w:r>
+      <w:proofErr w:type="spellEnd"/>
+    </w:p>
+    <w:p>
+      <w:pPr>
+        <w:pStyle w:val="ListParagraph"/>
+        <w:numPr>
+          <w:ilvl w:val="0"/>
+          <w:numId w:val="10"/>
+        </w:numPr>
+        <w:rPr>
+          <w:rFonts w:ascii="Times New Roman" w:hAnsi="Times New Roman" w:cs="Times New Roman"/>
+        </w:rPr>
+      </w:pPr>
+      <w:proofErr w:type="spellStart"/>
+      <w:r>
+        <w:rPr>
+          <w:rFonts w:ascii="Times New Roman" w:hAnsi="Times New Roman" w:cs="Times New Roman"/>
+        </w:rPr>
+        <w:t>Websockets</w:t>
+      </w:r>
+      <w:proofErr w:type="spellEnd"/>
+    </w:p>
+    <w:p>
+      <w:pPr>
+        <w:pStyle w:val="ListParagraph"/>
+        <w:numPr>
+          <w:ilvl w:val="0"/>
+          <w:numId w:val="10"/>
+        </w:numPr>
+        <w:rPr>
+          <w:rFonts w:ascii="Times New Roman" w:hAnsi="Times New Roman" w:cs="Times New Roman"/>
+        </w:rPr>
+      </w:pPr>
+      <w:r>
+        <w:rPr>
+          <w:rFonts w:ascii="Times New Roman" w:hAnsi="Times New Roman" w:cs="Times New Roman"/>
+        </w:rPr>
+        <w:t>Web security</w:t>
+      </w:r>
+    </w:p>
+    <w:p>
+      <w:pPr>
+        <w:pStyle w:val="ListParagraph"/>
+        <w:numPr>
+          <w:ilvl w:val="0"/>
+          <w:numId w:val="10"/>
+        </w:numPr>
+        <w:rPr>
+          <w:rFonts w:ascii="Times New Roman" w:hAnsi="Times New Roman" w:cs="Times New Roman"/>
+        </w:rPr>
+      </w:pPr>
+      <w:r>
+        <w:rPr>
+          <w:rFonts w:ascii="Times New Roman" w:hAnsi="Times New Roman" w:cs="Times New Roman"/>
+        </w:rPr>
         <w:t xml:space="preserve"> Microsoft Excel, Word, Access, Publisher</w:t>
       </w:r>
     </w:p>
@@ -580,6 +656,26 @@
         </w:rPr>
         <w:t>irebase</w:t>
       </w:r>
+      <w:r>
+        <w:rPr>
+          <w:rFonts w:ascii="Times New Roman" w:hAnsi="Times New Roman" w:cs="Times New Roman"/>
+        </w:rPr>
+        <w:t xml:space="preserve"> (authentication, </w:t>
+      </w:r>
+      <w:proofErr w:type="spellStart"/>
+      <w:r>
+        <w:rPr>
+          <w:rFonts w:ascii="Times New Roman" w:hAnsi="Times New Roman" w:cs="Times New Roman"/>
+        </w:rPr>
+        <w:t>firestore</w:t>
+      </w:r>
+      <w:proofErr w:type="spellEnd"/>
+      <w:r>
+        <w:rPr>
+          <w:rFonts w:ascii="Times New Roman" w:hAnsi="Times New Roman" w:cs="Times New Roman"/>
+        </w:rPr>
+        <w:t>, Al and deployment)</w:t>
+      </w:r>
     </w:p>
     <w:p>
       <w:pPr>
@@ -601,6 +697,33 @@
     </w:p>
     <w:p>
       <w:pPr>
+        <w:pStyle w:val="ListParagraph"/>
+        <w:numPr>
+          <w:ilvl w:val="0"/>
+          <w:numId w:val="10"/>
+        </w:numPr>
+        <w:rPr>
+          <w:rFonts w:ascii="Times New Roman" w:hAnsi="Times New Roman" w:cs="Times New Roman"/>
+        </w:rPr>
+      </w:pPr>
+      <w:proofErr w:type="spellStart"/>
+      <w:r>
+        <w:rPr>
+          <w:rFonts w:ascii="Times New Roman" w:hAnsi="Times New Roman" w:cs="Times New Roman"/>
+        </w:rPr>
+        <w:lastRenderedPageBreak/>
+        <w:t>Vercel</w:t>
+      </w:r>
+      <w:proofErr w:type="spellEnd"/>
+      <w:r>
+        <w:rPr>
+          <w:rFonts w:ascii="Times New Roman" w:hAnsi="Times New Roman" w:cs="Times New Roman"/>
+        </w:rPr>
+        <w:t xml:space="preserve"> (for deployment)</w:t>
+      </w:r>
+    </w:p>
+    <w:p>
+      <w:pPr>
         <w:rPr>
           <w:rFonts w:ascii="Times New Roman" w:hAnsi="Times New Roman" w:cs="Times New Roman"/>
           <w:b/>
@@ -679,7 +802,6 @@
           <w:sz w:val="28"/>
           <w:szCs w:val="28"/>
         </w:rPr>
-        <w:lastRenderedPageBreak/>
         <w:t>Projects</w:t>
       </w:r>
     </w:p>
@@ -697,7 +819,7 @@
           <w:b/>
           <w:bCs/>
         </w:rPr>
-        <w:t xml:space="preserve">Simple messenger </w:t>
+        <w:t>e-</w:t>
       </w:r>
       <w:proofErr w:type="gramStart"/>
       <w:r>
@@ -706,7 +828,7 @@
           <w:b/>
           <w:bCs/>
         </w:rPr>
-        <w:t>app</w:t>
+        <w:t>commerce</w:t>
       </w:r>
       <w:r>
         <w:rPr>
@@ -717,6 +839,24 @@
         <w:t xml:space="preserve">  (</w:t>
       </w:r>
       <w:proofErr w:type="gramEnd"/>
+      <w:r>
+        <w:rPr>
+          <w:rFonts w:ascii="Times New Roman" w:hAnsi="Times New Roman" w:cs="Times New Roman"/>
+          <w:b/>
+          <w:bCs/>
+        </w:rPr>
+        <w:t xml:space="preserve">available on </w:t>
+      </w:r>
+      <w:proofErr w:type="spellStart"/>
+      <w:r>
+        <w:rPr>
+          <w:rFonts w:ascii="Times New Roman" w:hAnsi="Times New Roman" w:cs="Times New Roman"/>
+          <w:b/>
+          <w:bCs/>
+        </w:rPr>
+        <w:t>portifolio</w:t>
+      </w:r>
+      <w:proofErr w:type="spellEnd"/>
       <w:r>
         <w:rPr>
           <w:rFonts w:ascii="Times New Roman" w:hAnsi="Times New Roman" w:cs="Times New Roman"/>
@@ -748,7 +888,23 @@
           <w:b/>
           <w:bCs/>
         </w:rPr>
-        <w:t xml:space="preserve"> ()</w:t>
+        <w:t xml:space="preserve"> (</w:t>
+      </w:r>
+      <w:r>
+        <w:rPr>
+          <w:rFonts w:ascii="Times New Roman" w:hAnsi="Times New Roman" w:cs="Times New Roman"/>
+          <w:b/>
+          <w:bCs/>
+        </w:rPr>
+        <w:t>not published</w:t>
+      </w:r>
+      <w:r>
+        <w:rPr>
+          <w:rFonts w:ascii="Times New Roman" w:hAnsi="Times New Roman" w:cs="Times New Roman"/>
+          <w:b/>
+          <w:bCs/>
+        </w:rPr>
+        <w:t>)</w:t>
       </w:r>
     </w:p>
     <w:p>
@@ -765,7 +921,25 @@
           <w:b/>
           <w:bCs/>
         </w:rPr>
-        <w:t>Softkhlome website</w:t>
+        <w:t xml:space="preserve">Simple </w:t>
+      </w:r>
+      <w:proofErr w:type="spellStart"/>
+      <w:r>
+        <w:rPr>
+          <w:rFonts w:ascii="Times New Roman" w:hAnsi="Times New Roman" w:cs="Times New Roman"/>
+          <w:b/>
+          <w:bCs/>
+        </w:rPr>
+        <w:t>Travelist</w:t>
+      </w:r>
+      <w:proofErr w:type="spellEnd"/>
+      <w:r>
+        <w:rPr>
+          <w:rFonts w:ascii="Times New Roman" w:hAnsi="Times New Roman" w:cs="Times New Roman"/>
+          <w:b/>
+          <w:bCs/>
+        </w:rPr>
+        <w:t xml:space="preserve"> (</w:t>
       </w:r>
       <w:r>
         <w:rPr>
@@ -773,7 +947,25 @@
           <w:b/>
           <w:bCs/>
         </w:rPr>
-        <w:t xml:space="preserve"> ()</w:t>
+        <w:t xml:space="preserve">available on </w:t>
+      </w:r>
+      <w:proofErr w:type="spellStart"/>
+      <w:r>
+        <w:rPr>
+          <w:rFonts w:ascii="Times New Roman" w:hAnsi="Times New Roman" w:cs="Times New Roman"/>
+          <w:b/>
+          <w:bCs/>
+        </w:rPr>
+        <w:t>portifolio</w:t>
+      </w:r>
+      <w:proofErr w:type="spellEnd"/>
+      <w:r>
+        <w:rPr>
+          <w:rFonts w:ascii="Times New Roman" w:hAnsi="Times New Roman" w:cs="Times New Roman"/>
+          <w:b/>
+          <w:bCs/>
+        </w:rPr>
+        <w:t>)</w:t>
       </w:r>
     </w:p>
     <w:p>

--- a/src/assets/Brian_Kamwera_ReactJS_Developer_CV.docx
+++ b/src/assets/Brian_Kamwera_ReactJS_Developer_CV.docx
@@ -496,14 +496,12 @@
           <w:rFonts w:ascii="Times New Roman" w:hAnsi="Times New Roman" w:cs="Times New Roman"/>
         </w:rPr>
       </w:pPr>
-      <w:proofErr w:type="spellStart"/>
       <w:r>
         <w:rPr>
           <w:rFonts w:ascii="Times New Roman" w:hAnsi="Times New Roman" w:cs="Times New Roman"/>
         </w:rPr>
         <w:t>Emailjs</w:t>
       </w:r>
-      <w:proofErr w:type="spellEnd"/>
     </w:p>
     <w:p>
       <w:pPr>
@@ -516,14 +514,12 @@
           <w:rFonts w:ascii="Times New Roman" w:hAnsi="Times New Roman" w:cs="Times New Roman"/>
         </w:rPr>
       </w:pPr>
-      <w:proofErr w:type="spellStart"/>
       <w:r>
         <w:rPr>
           <w:rFonts w:ascii="Times New Roman" w:hAnsi="Times New Roman" w:cs="Times New Roman"/>
         </w:rPr>
-        <w:t>Websockets</w:t>
+        <w:t>WebSocket’s</w:t>
       </w:r>
-      <w:proofErr w:type="spellEnd"/>
     </w:p>
     <w:p>
       <w:pPr>
@@ -660,21 +656,7 @@
         <w:rPr>
           <w:rFonts w:ascii="Times New Roman" w:hAnsi="Times New Roman" w:cs="Times New Roman"/>
         </w:rPr>
-        <w:t xml:space="preserve"> (authentication, </w:t>
-      </w:r>
-      <w:proofErr w:type="spellStart"/>
-      <w:r>
-        <w:rPr>
-          <w:rFonts w:ascii="Times New Roman" w:hAnsi="Times New Roman" w:cs="Times New Roman"/>
-        </w:rPr>
-        <w:t>firestore</w:t>
-      </w:r>
-      <w:proofErr w:type="spellEnd"/>
-      <w:r>
-        <w:rPr>
-          <w:rFonts w:ascii="Times New Roman" w:hAnsi="Times New Roman" w:cs="Times New Roman"/>
-        </w:rPr>
-        <w:t>, Al and deployment)</w:t>
+        <w:t xml:space="preserve"> (authentication, firestore, Al and deployment)</w:t>
       </w:r>
     </w:p>
     <w:p>
